--- a/output/ЧК_архетипы_развития_2026-09-25.docx
+++ b/output/ЧК_архетипы_развития_2026-09-25.docx
@@ -141,6 +141,14 @@
       </w:pPr>
       <w:r>
         <w:t xml:space="preserve">Рекомендация рабочей группы: последовательность 1 → 2 → 3. Модель 1 — обязательная программа каждой точки с первого дня; модель 2 — двигатель выручки расширенных точек; модель 3 — хабы в 1–2 городах после пилота. Ключевые цифры — в сравнительной таблице (раздел 6).</w:t>
+      </w:r>
+    </w:p>
+    <w:p>
+      <w:pPr>
+        <w:spacing w:after="120"/>
+      </w:pPr>
+      <w:r>
+        <w:t xml:space="preserve">У каждой модели — свой инструмент удержания, и вместе они складываются в одну систему (решение владельцев, 25.09.2026): комплексная дерматологическая программа (М1) → абонементы и курсы косметологии с включённым картированием кожи (М2) → годовая программа наблюдения «Паспорт кожи» (М3). Подписка как отдельный продукт отвергнута: она не продаваема в медицине, что рынок подтверждает — 0 подписных моделей на 766 клиник. Механика перетока: абонемент М2 доводит здорового клиента до картирования, картирование выявляет, что наблюдать, годовой «Паспорт кожи» удерживает пациента в сети пожизненно.</w:t>
       </w:r>
     </w:p>
     <w:p>
@@ -990,7 +998,7 @@
                 <w:sz w:val="19"/>
                 <w:szCs w:val="19"/>
               </w:rPr>
-              <w:t xml:space="preserve">Продукты удержания</w:t>
+              <w:t xml:space="preserve">Ключевой инструмент удержания</w:t>
             </w:r>
           </w:p>
         </w:tc>
@@ -1015,7 +1023,7 @@
                 <w:sz w:val="19"/>
                 <w:szCs w:val="19"/>
               </w:rPr>
-              <w:t xml:space="preserve">Годовое ведение хронических пациентов, курсы, семейные программы — упакованные и проданные на первом визите, а не «по возможности»</w:t>
+              <w:t xml:space="preserve">Комплексная дерматологическая программа по состоянию (решение владельцев, 25.09): «акне — 3 месяца до ремиссии», «год ведения атопика», «микозы — до чистых ногтей» — приёмы, диагностика, процедуры и контрольные визиты одним пакетом с предоплатой, проданным на первом визите. Формат рынку знаком (пакеты продают 40,7% клиник, чек-апы — 44,4%), дерматологической программы по состоянию нет почти ни у кого; ценовые якоря — пакет 8 220 ₽, годовое ведение 35 400 ₽ (медианы рынка). В отличие от фитнеса, breakage здесь мал — болезнь мотивирует ходить; ценность программы — предоплата, фиксация маршрута и доведение до результата</w:t>
             </w:r>
           </w:p>
         </w:tc>
@@ -1757,6 +1765,26 @@
         <w:spacing w:after="60"/>
       </w:pPr>
       <w:r>
+        <w:rPr>
+          <w:b/>
+          <w:bCs/>
+        </w:rPr>
+        <w:t xml:space="preserve">Ключевой инструмент удержания — абонементы и курсы косметологических процедур (решение владельцев, 25.09). </w:t>
+      </w:r>
+      <w:r>
+        <w:t xml:space="preserve">Формат рынку знаком: курсы продают 8,1% клиник (медиана 15 688 ₽), абонементы — 6,1%. Механика по аналогии с DDX Fitness — с двумя поправками. Первая: breakage («платят и не выхаживают») в P&amp;L не закладываем — в медицине предоплата юридически возвратна, а покупатель на due diligence посчитает её deferred revenue; пусть остаётся бонусом. Вторая — и главная: в каждый абонемент ВКЛЮЧЕНО ежегодное картирование кожи. Тогда осмотр — не допродажа, а входящая ценность абонемента: клиент пришёл за процедурой, врач по протоколу смотрит кожу и родинки и по показаниям выводит его на дерматологический и онкологический маршруты. Абонемент М2 — воронка наполнения программы наблюдения М3.</w:t>
+      </w:r>
+    </w:p>
+    <w:p>
+      <w:pPr>
+        <w:pStyle w:val="ListParagraph"/>
+        <w:numPr>
+          <w:ilvl w:val="0"/>
+          <w:numId w:val="2"/>
+        </w:numPr>
+        <w:spacing w:after="60"/>
+      </w:pPr>
+      <w:r>
         <w:t xml:space="preserve">Протокол кросс-маршрута: каждому косметологическому пациенту — скрининговый осмотр кожи и родинок с установленной регулярностью; трихологическая диагностика при показаниях. Это и есть механизм «затягивания» на дерматологические CJ — встроенный, измеримый, этичный (по показаниям).</w:t>
       </w:r>
     </w:p>
@@ -2413,7 +2441,84 @@
         <w:spacing w:after="130" w:before="260"/>
       </w:pPr>
       <w:r>
-        <w:t xml:space="preserve">5.4. Инвестиционный вердикт</w:t>
+        <w:t xml:space="preserve">5.4. Инструмент удержания: годовая программа наблюдения «Паспорт кожи»</w:t>
+      </w:r>
+    </w:p>
+    <w:p>
+      <w:pPr>
+        <w:spacing w:after="120"/>
+      </w:pPr>
+      <w:r>
+        <w:t xml:space="preserve">Абонементы на процедуры и курсы в онко-модели не работают: регулярных процедур здесь нет, лечение либо разовое (иссечение), либо лекарственное. Валидный инструмент — сервисный контракт наблюдения: 1–2 картирования в год + дерматоскопия новых и изменившихся образований + приоритетный слот при тревожном симптоме + хранение и сравнение истории снимков + напоминания. Почему удержание здесь сильнее, чем где-либо в контуре:</w:t>
+      </w:r>
+    </w:p>
+    <w:p>
+      <w:pPr>
+        <w:pStyle w:val="ListParagraph"/>
+        <w:numPr>
+          <w:ilvl w:val="0"/>
+          <w:numId w:val="2"/>
+        </w:numPr>
+        <w:spacing w:after="60"/>
+      </w:pPr>
+      <w:r>
+        <w:t xml:space="preserve">Продукт — спокойствие, потребление — само наблюдение: визит 1–2 раза в год, «невыхоженного абонемента» не бывает по построению.</w:t>
+      </w:r>
+    </w:p>
+    <w:p>
+      <w:pPr>
+        <w:pStyle w:val="ListParagraph"/>
+        <w:numPr>
+          <w:ilvl w:val="0"/>
+          <w:numId w:val="2"/>
+        </w:numPr>
+        <w:spacing w:after="60"/>
+      </w:pPr>
+      <w:r>
+        <w:t xml:space="preserve">Lock-in через данные, а не через штрафы: база снимков и карта кожи ценны только в динамике — сменить клинику значит обнулить историю сравнения. Референсы уже эксплуатируют это: «стёкла — документ пациента» (Евроонко), повторное сравнение картирований FotoFinder (Melanoma Unit). Сам аппарат диктует контрактную логику: без повторных визитов он бессмыслен.</w:t>
+      </w:r>
+    </w:p>
+    <w:p>
+      <w:pPr>
+        <w:pStyle w:val="ListParagraph"/>
+        <w:numPr>
+          <w:ilvl w:val="0"/>
+          <w:numId w:val="2"/>
+        </w:numPr>
+        <w:spacing w:after="60"/>
+      </w:pPr>
+      <w:r>
+        <w:t xml:space="preserve">Retention прописан в клинических рекомендациях: пациент после удалённой меланомы или базалиомы наблюдается по установленным интервалам — каждое удаление конвертируется в программу наблюдения; удержание = стандарт лечения, а не маркетинг.</w:t>
+      </w:r>
+    </w:p>
+    <w:p>
+      <w:pPr>
+        <w:pStyle w:val="ListParagraph"/>
+        <w:numPr>
+          <w:ilvl w:val="0"/>
+          <w:numId w:val="2"/>
+        </w:numPr>
+        <w:spacing w:after="60"/>
+      </w:pPr>
+      <w:r>
+        <w:t xml:space="preserve">Два множителя масштаба: семейная программа (наследственный риск — показание наблюдать родственников) и B2B/ДМС — годовой скрининг покупает работодатель или страховая, удержание живёт на уровне контракта.</w:t>
+      </w:r>
+    </w:p>
+    <w:p>
+      <w:pPr>
+        <w:spacing w:after="120"/>
+      </w:pPr>
+      <w:r>
+        <w:t xml:space="preserve">Чего в М3 не делаем: breakage-логика недопустима — «заплатил за наблюдение и не пришёл» здесь не выручка, а риск пропущенной меланомы и иск; неявка запускает эскалацию напоминаний, это часть медицинского стандарта программы.</w:t>
+      </w:r>
+    </w:p>
+    <w:p>
+      <w:pPr>
+        <w:pStyle w:val="Heading2"/>
+        <w:spacing w:after="130" w:before="260"/>
+      </w:pPr>
+      <w:r>
+        <w:t xml:space="preserve">5.5. Инвестиционный вердикт</w:t>
       </w:r>
     </w:p>
     <w:p>
@@ -3068,6 +3173,108 @@
                 <w:szCs w:val="19"/>
               </w:rPr>
               <w:t xml:space="preserve">Пожизненное наблюдение — recurring</w:t>
+            </w:r>
+          </w:p>
+        </w:tc>
+      </w:tr>
+      <w:tr>
+        <w:tc>
+          <w:tcPr>
+            <w:tcW w:type="dxa" w:w="1900"/>
+            <w:tcMar>
+              <w:top w:type="dxa" w:w="60"/>
+              <w:left w:type="dxa" w:w="100"/>
+              <w:bottom w:type="dxa" w:w="60"/>
+              <w:right w:type="dxa" w:w="100"/>
+            </w:tcMar>
+          </w:tcPr>
+          <w:p>
+            <w:pPr>
+              <w:spacing w:after="20"/>
+            </w:pPr>
+            <w:r>
+              <w:rPr>
+                <w:b w:val="false"/>
+                <w:bCs w:val="false"/>
+                <w:sz w:val="19"/>
+                <w:szCs w:val="19"/>
+              </w:rPr>
+              <w:t xml:space="preserve">Инструмент удержания</w:t>
+            </w:r>
+          </w:p>
+        </w:tc>
+        <w:tc>
+          <w:tcPr>
+            <w:tcW w:type="dxa" w:w="2480"/>
+            <w:tcMar>
+              <w:top w:type="dxa" w:w="60"/>
+              <w:left w:type="dxa" w:w="100"/>
+              <w:bottom w:type="dxa" w:w="60"/>
+              <w:right w:type="dxa" w:w="100"/>
+            </w:tcMar>
+          </w:tcPr>
+          <w:p>
+            <w:pPr>
+              <w:spacing w:after="20"/>
+            </w:pPr>
+            <w:r>
+              <w:rPr>
+                <w:b w:val="false"/>
+                <w:bCs w:val="false"/>
+                <w:sz w:val="19"/>
+                <w:szCs w:val="19"/>
+              </w:rPr>
+              <w:t xml:space="preserve">Комплексная дерм-программа по состоянию (пакет с предоплатой)</w:t>
+            </w:r>
+          </w:p>
+        </w:tc>
+        <w:tc>
+          <w:tcPr>
+            <w:tcW w:type="dxa" w:w="2490"/>
+            <w:tcMar>
+              <w:top w:type="dxa" w:w="60"/>
+              <w:left w:type="dxa" w:w="100"/>
+              <w:bottom w:type="dxa" w:w="60"/>
+              <w:right w:type="dxa" w:w="100"/>
+            </w:tcMar>
+          </w:tcPr>
+          <w:p>
+            <w:pPr>
+              <w:spacing w:after="20"/>
+            </w:pPr>
+            <w:r>
+              <w:rPr>
+                <w:b w:val="false"/>
+                <w:bCs w:val="false"/>
+                <w:sz w:val="19"/>
+                <w:szCs w:val="19"/>
+              </w:rPr>
+              <w:t xml:space="preserve">Абонементы и курсы; картирование кожи включено — воронка врачей (DDX-механика без breakage в P&amp;L)</w:t>
+            </w:r>
+          </w:p>
+        </w:tc>
+        <w:tc>
+          <w:tcPr>
+            <w:tcW w:type="dxa" w:w="2490"/>
+            <w:tcMar>
+              <w:top w:type="dxa" w:w="60"/>
+              <w:left w:type="dxa" w:w="100"/>
+              <w:bottom w:type="dxa" w:w="60"/>
+              <w:right w:type="dxa" w:w="100"/>
+            </w:tcMar>
+          </w:tcPr>
+          <w:p>
+            <w:pPr>
+              <w:spacing w:after="20"/>
+            </w:pPr>
+            <w:r>
+              <w:rPr>
+                <w:b w:val="false"/>
+                <w:bCs w:val="false"/>
+                <w:sz w:val="19"/>
+                <w:szCs w:val="19"/>
+              </w:rPr>
+              <w:t xml:space="preserve">Годовой «Паспорт кожи»: контракт наблюдения, lock-in историей снимков, диспансерные интервалы</w:t>
             </w:r>
           </w:p>
         </w:tc>
